--- a/docs/manuscript/output/SmartSpend_Research_Verification.docx
+++ b/docs/manuscript/output/SmartSpend_Research_Verification.docx
@@ -745,7 +745,7 @@
                 <w:color w:val="222222"/>
                 <w:sz w:val="16"/>
               </w:rPr>
-              <w:t>FHS 0–100 scale and interpretation bands</w:t>
+              <w:t>FHS — overall concept</w:t>
             </w:r>
           </w:p>
         </w:tc>
@@ -765,7 +765,7 @@
                 <w:color w:val="222222"/>
                 <w:sz w:val="16"/>
               </w:rPr>
-              <w:t>CFPB Financial Well-Being Scale — validated 0–100 range for financial health measurement</w:t>
+              <w:t>Prototype Observed Financial Health Indicator (FHI) — CBA-MI (2018) dual-scale model separates Reported (survey-based) from Observed (transaction-derived) financial health. UNSGSA (2021) framework provides the 4-domain structure.</w:t>
             </w:r>
           </w:p>
         </w:tc>
@@ -773,6 +773,72 @@
           <w:tcPr>
             <w:tcW w:w="4224" w:type="dxa"/>
             <w:shd w:val="clear" w:color="auto" w:fill="FFFFFF"/>
+          </w:tcPr>
+          <w:p>
+            <w:pPr>
+              <w:spacing w:before="60" w:after="60"/>
+              <w:jc w:val="left"/>
+            </w:pPr>
+            <w:r>
+              <w:rPr>
+                <w:rFonts w:ascii="Tahoma" w:hAnsi="Tahoma"/>
+                <w:color w:val="222222"/>
+                <w:sz w:val="16"/>
+              </w:rPr>
+              <w:t>CBA-MI (2018). Measuring financial resilience. Melbourne Institute.</w:t>
+              <w:br/>
+              <w:t>Financial Health Network (2021). FinHealth Score® Toolkit.</w:t>
+              <w:br/>
+              <w:t>UNSGSA (2021). Measuring financial health: A framework for practitioners.</w:t>
+            </w:r>
+          </w:p>
+        </w:tc>
+      </w:tr>
+      <w:tr>
+        <w:tc>
+          <w:tcPr>
+            <w:tcW w:w="2400" w:type="dxa"/>
+            <w:shd w:val="clear" w:color="auto" w:fill="F5F5F5"/>
+          </w:tcPr>
+          <w:p>
+            <w:pPr>
+              <w:spacing w:before="60" w:after="60"/>
+              <w:jc w:val="left"/>
+            </w:pPr>
+            <w:r>
+              <w:rPr>
+                <w:rFonts w:ascii="Tahoma" w:hAnsi="Tahoma"/>
+                <w:color w:val="222222"/>
+                <w:sz w:val="16"/>
+              </w:rPr>
+              <w:t>FHS 0–100 scale (definition only, not validation)</w:t>
+            </w:r>
+          </w:p>
+        </w:tc>
+        <w:tc>
+          <w:tcPr>
+            <w:tcW w:w="3400" w:type="dxa"/>
+            <w:shd w:val="clear" w:color="auto" w:fill="F5F5F5"/>
+          </w:tcPr>
+          <w:p>
+            <w:pPr>
+              <w:spacing w:before="60" w:after="60"/>
+              <w:jc w:val="left"/>
+            </w:pPr>
+            <w:r>
+              <w:rPr>
+                <w:rFonts w:ascii="Tahoma" w:hAnsi="Tahoma"/>
+                <w:color w:val="222222"/>
+                <w:sz w:val="16"/>
+              </w:rPr>
+              <w:t>CFPB Financial Well-Being Scale — provides the validated 0–100 concept and definition of financial well-being. IMPORTANT: SmartSpend's FHS is a transaction-derived Observed FHI — the CFPB scale is a subjective 10-item psychometric survey. The CFPB scale does NOT validate SmartSpend's formula; it provides the definitional grounding only.</w:t>
+            </w:r>
+          </w:p>
+        </w:tc>
+        <w:tc>
+          <w:tcPr>
+            <w:tcW w:w="4224" w:type="dxa"/>
+            <w:shd w:val="clear" w:color="auto" w:fill="F5F5F5"/>
           </w:tcPr>
           <w:p>
             <w:pPr>
@@ -794,7 +860,7 @@
         <w:tc>
           <w:tcPr>
             <w:tcW w:w="2400" w:type="dxa"/>
-            <w:shd w:val="clear" w:color="auto" w:fill="F5F5F5"/>
+            <w:shd w:val="clear" w:color="auto" w:fill="FFFFFF"/>
           </w:tcPr>
           <w:p>
             <w:pPr>
@@ -814,7 +880,7 @@
         <w:tc>
           <w:tcPr>
             <w:tcW w:w="3400" w:type="dxa"/>
-            <w:shd w:val="clear" w:color="auto" w:fill="F5F5F5"/>
+            <w:shd w:val="clear" w:color="auto" w:fill="FFFFFF"/>
           </w:tcPr>
           <w:p>
             <w:pPr>
@@ -834,7 +900,7 @@
         <w:tc>
           <w:tcPr>
             <w:tcW w:w="4224" w:type="dxa"/>
-            <w:shd w:val="clear" w:color="auto" w:fill="F5F5F5"/>
+            <w:shd w:val="clear" w:color="auto" w:fill="FFFFFF"/>
           </w:tcPr>
           <w:p>
             <w:pPr>
@@ -858,7 +924,7 @@
         <w:tc>
           <w:tcPr>
             <w:tcW w:w="2400" w:type="dxa"/>
-            <w:shd w:val="clear" w:color="auto" w:fill="FFFFFF"/>
+            <w:shd w:val="clear" w:color="auto" w:fill="F5F5F5"/>
           </w:tcPr>
           <w:p>
             <w:pPr>
@@ -878,7 +944,7 @@
         <w:tc>
           <w:tcPr>
             <w:tcW w:w="3400" w:type="dxa"/>
-            <w:shd w:val="clear" w:color="auto" w:fill="FFFFFF"/>
+            <w:shd w:val="clear" w:color="auto" w:fill="F5F5F5"/>
           </w:tcPr>
           <w:p>
             <w:pPr>
@@ -898,7 +964,7 @@
         <w:tc>
           <w:tcPr>
             <w:tcW w:w="4224" w:type="dxa"/>
-            <w:shd w:val="clear" w:color="auto" w:fill="FFFFFF"/>
+            <w:shd w:val="clear" w:color="auto" w:fill="F5F5F5"/>
           </w:tcPr>
           <w:p>
             <w:pPr>
@@ -922,7 +988,7 @@
         <w:tc>
           <w:tcPr>
             <w:tcW w:w="2400" w:type="dxa"/>
-            <w:shd w:val="clear" w:color="auto" w:fill="F5F5F5"/>
+            <w:shd w:val="clear" w:color="auto" w:fill="FFFFFF"/>
           </w:tcPr>
           <w:p>
             <w:pPr>
@@ -942,7 +1008,7 @@
         <w:tc>
           <w:tcPr>
             <w:tcW w:w="3400" w:type="dxa"/>
-            <w:shd w:val="clear" w:color="auto" w:fill="F5F5F5"/>
+            <w:shd w:val="clear" w:color="auto" w:fill="FFFFFF"/>
           </w:tcPr>
           <w:p>
             <w:pPr>
@@ -962,7 +1028,7 @@
         <w:tc>
           <w:tcPr>
             <w:tcW w:w="4224" w:type="dxa"/>
-            <w:shd w:val="clear" w:color="auto" w:fill="F5F5F5"/>
+            <w:shd w:val="clear" w:color="auto" w:fill="FFFFFF"/>
           </w:tcPr>
           <w:p>
             <w:pPr>
@@ -986,7 +1052,7 @@
         <w:tc>
           <w:tcPr>
             <w:tcW w:w="2400" w:type="dxa"/>
-            <w:shd w:val="clear" w:color="auto" w:fill="FFFFFF"/>
+            <w:shd w:val="clear" w:color="auto" w:fill="F5F5F5"/>
           </w:tcPr>
           <w:p>
             <w:pPr>
@@ -1006,7 +1072,7 @@
         <w:tc>
           <w:tcPr>
             <w:tcW w:w="3400" w:type="dxa"/>
-            <w:shd w:val="clear" w:color="auto" w:fill="FFFFFF"/>
+            <w:shd w:val="clear" w:color="auto" w:fill="F5F5F5"/>
           </w:tcPr>
           <w:p>
             <w:pPr>
@@ -1026,7 +1092,7 @@
         <w:tc>
           <w:tcPr>
             <w:tcW w:w="4224" w:type="dxa"/>
-            <w:shd w:val="clear" w:color="auto" w:fill="FFFFFF"/>
+            <w:shd w:val="clear" w:color="auto" w:fill="F5F5F5"/>
           </w:tcPr>
           <w:p>
             <w:pPr>
@@ -1050,7 +1116,7 @@
         <w:tc>
           <w:tcPr>
             <w:tcW w:w="2400" w:type="dxa"/>
-            <w:shd w:val="clear" w:color="auto" w:fill="F5F5F5"/>
+            <w:shd w:val="clear" w:color="auto" w:fill="FFFFFF"/>
           </w:tcPr>
           <w:p>
             <w:pPr>
@@ -1070,7 +1136,7 @@
         <w:tc>
           <w:tcPr>
             <w:tcW w:w="3400" w:type="dxa"/>
-            <w:shd w:val="clear" w:color="auto" w:fill="F5F5F5"/>
+            <w:shd w:val="clear" w:color="auto" w:fill="FFFFFF"/>
           </w:tcPr>
           <w:p>
             <w:pPr>
@@ -1090,7 +1156,7 @@
         <w:tc>
           <w:tcPr>
             <w:tcW w:w="4224" w:type="dxa"/>
-            <w:shd w:val="clear" w:color="auto" w:fill="F5F5F5"/>
+            <w:shd w:val="clear" w:color="auto" w:fill="FFFFFF"/>
           </w:tcPr>
           <w:p>
             <w:pPr>
@@ -1114,7 +1180,7 @@
         <w:tc>
           <w:tcPr>
             <w:tcW w:w="2400" w:type="dxa"/>
-            <w:shd w:val="clear" w:color="auto" w:fill="FFFFFF"/>
+            <w:shd w:val="clear" w:color="auto" w:fill="F5F5F5"/>
           </w:tcPr>
           <w:p>
             <w:pPr>
@@ -1134,7 +1200,7 @@
         <w:tc>
           <w:tcPr>
             <w:tcW w:w="3400" w:type="dxa"/>
-            <w:shd w:val="clear" w:color="auto" w:fill="FFFFFF"/>
+            <w:shd w:val="clear" w:color="auto" w:fill="F5F5F5"/>
           </w:tcPr>
           <w:p>
             <w:pPr>
@@ -1154,7 +1220,7 @@
         <w:tc>
           <w:tcPr>
             <w:tcW w:w="4224" w:type="dxa"/>
-            <w:shd w:val="clear" w:color="auto" w:fill="FFFFFF"/>
+            <w:shd w:val="clear" w:color="auto" w:fill="F5F5F5"/>
           </w:tcPr>
           <w:p>
             <w:pPr>
@@ -1178,7 +1244,7 @@
         <w:tc>
           <w:tcPr>
             <w:tcW w:w="2400" w:type="dxa"/>
-            <w:shd w:val="clear" w:color="auto" w:fill="F5F5F5"/>
+            <w:shd w:val="clear" w:color="auto" w:fill="FFFFFF"/>
           </w:tcPr>
           <w:p>
             <w:pPr>
@@ -1198,7 +1264,7 @@
         <w:tc>
           <w:tcPr>
             <w:tcW w:w="3400" w:type="dxa"/>
-            <w:shd w:val="clear" w:color="auto" w:fill="F5F5F5"/>
+            <w:shd w:val="clear" w:color="auto" w:fill="FFFFFF"/>
           </w:tcPr>
           <w:p>
             <w:pPr>
@@ -1218,7 +1284,7 @@
         <w:tc>
           <w:tcPr>
             <w:tcW w:w="4224" w:type="dxa"/>
-            <w:shd w:val="clear" w:color="auto" w:fill="F5F5F5"/>
+            <w:shd w:val="clear" w:color="auto" w:fill="FFFFFF"/>
           </w:tcPr>
           <w:p>
             <w:pPr>
@@ -1240,7 +1306,7 @@
         <w:tc>
           <w:tcPr>
             <w:tcW w:w="2400" w:type="dxa"/>
-            <w:shd w:val="clear" w:color="auto" w:fill="FFFFFF"/>
+            <w:shd w:val="clear" w:color="auto" w:fill="F5F5F5"/>
           </w:tcPr>
           <w:p>
             <w:pPr>
@@ -1260,7 +1326,7 @@
         <w:tc>
           <w:tcPr>
             <w:tcW w:w="3400" w:type="dxa"/>
-            <w:shd w:val="clear" w:color="auto" w:fill="FFFFFF"/>
+            <w:shd w:val="clear" w:color="auto" w:fill="F5F5F5"/>
           </w:tcPr>
           <w:p>
             <w:pPr>
@@ -1273,14 +1339,14 @@
                 <w:color w:val="222222"/>
                 <w:sz w:val="16"/>
               </w:rPr>
-              <w:t>Gamification boosts saving habits by 22% and increases user retention in personal finance apps</w:t>
+              <w:t>PLS-SEM empirical study (N=656): Gamified Rewards → Sustainable Financial Intention (β=0.25, t=5.89, p&lt;0.001). Perceived Algorithm Transparency moderates well-being (β=0.14, p&lt;0.001, R²=0.56). IMPORTANT: commercial "22% savings boost" figures (Strivecloud/Juniper) are directional references from industry studies, not peer-reviewed causal evidence.</w:t>
             </w:r>
           </w:p>
         </w:tc>
         <w:tc>
           <w:tcPr>
             <w:tcW w:w="4224" w:type="dxa"/>
-            <w:shd w:val="clear" w:color="auto" w:fill="FFFFFF"/>
+            <w:shd w:val="clear" w:color="auto" w:fill="F5F5F5"/>
           </w:tcPr>
           <w:p>
             <w:pPr>
@@ -1293,9 +1359,11 @@
                 <w:color w:val="222222"/>
                 <w:sz w:val="16"/>
               </w:rPr>
-              <w:t>Bitrián, P., et al. (2021). Making finance fun. International Journal of Bank Marketing, 39(7), 1310–1332. https://doi.org/10.1108/IJBM-09-2020-0491</w:t>
+              <w:t>Sharma, P., Gaba, P., &amp; Sharma, B. (2026). Can cognitive nudges in gamified digital payments foster digital financial well-being? Atlantis Press IYC 2026, pp. 262–281.</w:t>
               <w:br/>
-              <w:t>Juniper Research (2026). Gamification in banking.</w:t>
+              <w:t>Bitrián, P., et al. (2021). Making finance fun. International Journal of Bank Marketing, 39(7).</w:t>
+              <w:br/>
+              <w:t>Deci, E. L., &amp; Ryan, R. M. (2000). Self-Determination Theory. Psychological Inquiry, 11(4), 227–268.</w:t>
             </w:r>
           </w:p>
         </w:tc>
@@ -1304,7 +1372,7 @@
         <w:tc>
           <w:tcPr>
             <w:tcW w:w="2400" w:type="dxa"/>
-            <w:shd w:val="clear" w:color="auto" w:fill="F5F5F5"/>
+            <w:shd w:val="clear" w:color="auto" w:fill="FFFFFF"/>
           </w:tcPr>
           <w:p>
             <w:pPr>
@@ -1324,7 +1392,7 @@
         <w:tc>
           <w:tcPr>
             <w:tcW w:w="3400" w:type="dxa"/>
-            <w:shd w:val="clear" w:color="auto" w:fill="F5F5F5"/>
+            <w:shd w:val="clear" w:color="auto" w:fill="FFFFFF"/>
           </w:tcPr>
           <w:p>
             <w:pPr>
@@ -1344,7 +1412,7 @@
         <w:tc>
           <w:tcPr>
             <w:tcW w:w="4224" w:type="dxa"/>
-            <w:shd w:val="clear" w:color="auto" w:fill="F5F5F5"/>
+            <w:shd w:val="clear" w:color="auto" w:fill="FFFFFF"/>
           </w:tcPr>
           <w:p>
             <w:pPr>
@@ -1368,7 +1436,255 @@
         <w:tc>
           <w:tcPr>
             <w:tcW w:w="2400" w:type="dxa"/>
+            <w:shd w:val="clear" w:color="auto" w:fill="F5F5F5"/>
+          </w:tcPr>
+          <w:p>
+            <w:pPr>
+              <w:spacing w:before="60" w:after="60"/>
+              <w:jc w:val="left"/>
+            </w:pPr>
+            <w:r>
+              <w:rPr>
+                <w:rFonts w:ascii="Tahoma" w:hAnsi="Tahoma"/>
+                <w:color w:val="222222"/>
+                <w:sz w:val="16"/>
+              </w:rPr>
+              <w:t>AI — FHS explainability (tap score for breakdown)</w:t>
+            </w:r>
+          </w:p>
+        </w:tc>
+        <w:tc>
+          <w:tcPr>
+            <w:tcW w:w="3400" w:type="dxa"/>
+            <w:shd w:val="clear" w:color="auto" w:fill="F5F5F5"/>
+          </w:tcPr>
+          <w:p>
+            <w:pPr>
+              <w:spacing w:before="60" w:after="60"/>
+              <w:jc w:val="left"/>
+            </w:pPr>
+            <w:r>
+              <w:rPr>
+                <w:rFonts w:ascii="Tahoma" w:hAnsi="Tahoma"/>
+                <w:color w:val="222222"/>
+                <w:sz w:val="16"/>
+              </w:rPr>
+              <w:t>Perceived Algorithm Transparency (PAT) moderates the effect of financial intention on well-being (β=0.14, t=2.95, p&lt;0.001). Explaining "why" amplifies well-being outcomes (R²=0.56).</w:t>
+            </w:r>
+          </w:p>
+        </w:tc>
+        <w:tc>
+          <w:tcPr>
+            <w:tcW w:w="4224" w:type="dxa"/>
+            <w:shd w:val="clear" w:color="auto" w:fill="F5F5F5"/>
+          </w:tcPr>
+          <w:p>
+            <w:pPr>
+              <w:spacing w:before="60" w:after="60"/>
+              <w:jc w:val="left"/>
+            </w:pPr>
+            <w:r>
+              <w:rPr>
+                <w:rFonts w:ascii="Tahoma" w:hAnsi="Tahoma"/>
+                <w:color w:val="222222"/>
+                <w:sz w:val="16"/>
+              </w:rPr>
+              <w:t>Sharma et al. (2026). Atlantis Press PLS-SEM, IYC 2026.</w:t>
+            </w:r>
+          </w:p>
+        </w:tc>
+      </w:tr>
+      <w:tr>
+        <w:tc>
+          <w:tcPr>
+            <w:tcW w:w="2400" w:type="dxa"/>
             <w:shd w:val="clear" w:color="auto" w:fill="FFFFFF"/>
+          </w:tcPr>
+          <w:p>
+            <w:pPr>
+              <w:spacing w:before="60" w:after="60"/>
+              <w:jc w:val="left"/>
+            </w:pPr>
+            <w:r>
+              <w:rPr>
+                <w:rFonts w:ascii="Tahoma" w:hAnsi="Tahoma"/>
+                <w:color w:val="222222"/>
+                <w:sz w:val="16"/>
+              </w:rPr>
+              <w:t>Transaction normalization pipeline</w:t>
+            </w:r>
+          </w:p>
+        </w:tc>
+        <w:tc>
+          <w:tcPr>
+            <w:tcW w:w="3400" w:type="dxa"/>
+            <w:shd w:val="clear" w:color="auto" w:fill="FFFFFF"/>
+          </w:tcPr>
+          <w:p>
+            <w:pPr>
+              <w:spacing w:before="60" w:after="60"/>
+              <w:jc w:val="left"/>
+            </w:pPr>
+            <w:r>
+              <w:rPr>
+                <w:rFonts w:ascii="Tahoma" w:hAnsi="Tahoma"/>
+                <w:color w:val="222222"/>
+                <w:sz w:val="16"/>
+              </w:rPr>
+              <w:t>WealthNX 5-step enrichment: Ingestion → Merchant Normalization → Category Alignment → Metadata Shaping → Prompt Generation</w:t>
+            </w:r>
+          </w:p>
+        </w:tc>
+        <w:tc>
+          <w:tcPr>
+            <w:tcW w:w="4224" w:type="dxa"/>
+            <w:shd w:val="clear" w:color="auto" w:fill="FFFFFF"/>
+          </w:tcPr>
+          <w:p>
+            <w:pPr>
+              <w:spacing w:before="60" w:after="60"/>
+              <w:jc w:val="left"/>
+            </w:pPr>
+            <w:r>
+              <w:rPr>
+                <w:rFonts w:ascii="Tahoma" w:hAnsi="Tahoma"/>
+                <w:color w:val="222222"/>
+                <w:sz w:val="16"/>
+              </w:rPr>
+              <w:t>WealthNX. (2026). How financial apps use LLMs for transaction explanations. https://www.wealthnx.ai/blog/</w:t>
+            </w:r>
+          </w:p>
+        </w:tc>
+      </w:tr>
+      <w:tr>
+        <w:tc>
+          <w:tcPr>
+            <w:tcW w:w="2400" w:type="dxa"/>
+            <w:shd w:val="clear" w:color="auto" w:fill="F5F5F5"/>
+          </w:tcPr>
+          <w:p>
+            <w:pPr>
+              <w:spacing w:before="60" w:after="60"/>
+              <w:jc w:val="left"/>
+            </w:pPr>
+            <w:r>
+              <w:rPr>
+                <w:rFonts w:ascii="Tahoma" w:hAnsi="Tahoma"/>
+                <w:color w:val="222222"/>
+                <w:sz w:val="16"/>
+              </w:rPr>
+              <w:t>LLM cost optimization / batch cap</w:t>
+            </w:r>
+          </w:p>
+        </w:tc>
+        <w:tc>
+          <w:tcPr>
+            <w:tcW w:w="3400" w:type="dxa"/>
+            <w:shd w:val="clear" w:color="auto" w:fill="F5F5F5"/>
+          </w:tcPr>
+          <w:p>
+            <w:pPr>
+              <w:spacing w:before="60" w:after="60"/>
+              <w:jc w:val="left"/>
+            </w:pPr>
+            <w:r>
+              <w:rPr>
+                <w:rFonts w:ascii="Tahoma" w:hAnsi="Tahoma"/>
+                <w:color w:val="222222"/>
+                <w:sz w:val="16"/>
+              </w:rPr>
+              <w:t>ZenML ANNA (2025): Prompt caching + offline batch processing → 75% API cost reduction. Batch cap of 120 transactions prevents long-context hallucinations (2–3% ID fabrication above 100 transactions).</w:t>
+            </w:r>
+          </w:p>
+        </w:tc>
+        <w:tc>
+          <w:tcPr>
+            <w:tcW w:w="4224" w:type="dxa"/>
+            <w:shd w:val="clear" w:color="auto" w:fill="F5F5F5"/>
+          </w:tcPr>
+          <w:p>
+            <w:pPr>
+              <w:spacing w:before="60" w:after="60"/>
+              <w:jc w:val="left"/>
+            </w:pPr>
+            <w:r>
+              <w:rPr>
+                <w:rFonts w:ascii="Tahoma" w:hAnsi="Tahoma"/>
+                <w:color w:val="222222"/>
+                <w:sz w:val="16"/>
+              </w:rPr>
+              <w:t>ZenML &amp; ANNA. (2025). ANNA: Cost-effective LLM transaction categorization. ZenML Case Studies. https://www.zenml.io/case-studies/anna-cost-effective-llm</w:t>
+            </w:r>
+          </w:p>
+        </w:tc>
+      </w:tr>
+      <w:tr>
+        <w:tc>
+          <w:tcPr>
+            <w:tcW w:w="2400" w:type="dxa"/>
+            <w:shd w:val="clear" w:color="auto" w:fill="FFFFFF"/>
+          </w:tcPr>
+          <w:p>
+            <w:pPr>
+              <w:spacing w:before="60" w:after="60"/>
+              <w:jc w:val="left"/>
+            </w:pPr>
+            <w:r>
+              <w:rPr>
+                <w:rFonts w:ascii="Tahoma" w:hAnsi="Tahoma"/>
+                <w:color w:val="222222"/>
+                <w:sz w:val="16"/>
+              </w:rPr>
+              <w:t>Self-Determination Theory (SDT) — gamification, autonomy</w:t>
+            </w:r>
+          </w:p>
+        </w:tc>
+        <w:tc>
+          <w:tcPr>
+            <w:tcW w:w="3400" w:type="dxa"/>
+            <w:shd w:val="clear" w:color="auto" w:fill="FFFFFF"/>
+          </w:tcPr>
+          <w:p>
+            <w:pPr>
+              <w:spacing w:before="60" w:after="60"/>
+              <w:jc w:val="left"/>
+            </w:pPr>
+            <w:r>
+              <w:rPr>
+                <w:rFonts w:ascii="Tahoma" w:hAnsi="Tahoma"/>
+                <w:color w:val="222222"/>
+                <w:sz w:val="16"/>
+              </w:rPr>
+              <w:t>Intrinsic motivation sustained by Autonomy (non-prescriptive goals), Competence (badges reward skill growth), Relatedness (Filipino-first context)</w:t>
+            </w:r>
+          </w:p>
+        </w:tc>
+        <w:tc>
+          <w:tcPr>
+            <w:tcW w:w="4224" w:type="dxa"/>
+            <w:shd w:val="clear" w:color="auto" w:fill="FFFFFF"/>
+          </w:tcPr>
+          <w:p>
+            <w:pPr>
+              <w:spacing w:before="60" w:after="60"/>
+              <w:jc w:val="left"/>
+            </w:pPr>
+            <w:r>
+              <w:rPr>
+                <w:rFonts w:ascii="Tahoma" w:hAnsi="Tahoma"/>
+                <w:color w:val="222222"/>
+                <w:sz w:val="16"/>
+              </w:rPr>
+              <w:t>Deci, E. L., &amp; Ryan, R. M. (2000). The "what" and "why" of goal pursuits. Psychological Inquiry, 11(4), 227–268.</w:t>
+            </w:r>
+          </w:p>
+        </w:tc>
+      </w:tr>
+      <w:tr>
+        <w:tc>
+          <w:tcPr>
+            <w:tcW w:w="2400" w:type="dxa"/>
+            <w:shd w:val="clear" w:color="auto" w:fill="F5F5F5"/>
           </w:tcPr>
           <w:p>
             <w:pPr>
@@ -1388,7 +1704,7 @@
         <w:tc>
           <w:tcPr>
             <w:tcW w:w="3400" w:type="dxa"/>
-            <w:shd w:val="clear" w:color="auto" w:fill="FFFFFF"/>
+            <w:shd w:val="clear" w:color="auto" w:fill="F5F5F5"/>
           </w:tcPr>
           <w:p>
             <w:pPr>
@@ -1408,7 +1724,7 @@
         <w:tc>
           <w:tcPr>
             <w:tcW w:w="4224" w:type="dxa"/>
-            <w:shd w:val="clear" w:color="auto" w:fill="FFFFFF"/>
+            <w:shd w:val="clear" w:color="auto" w:fill="F5F5F5"/>
           </w:tcPr>
           <w:p>
             <w:pPr>
@@ -1430,7 +1746,7 @@
         <w:tc>
           <w:tcPr>
             <w:tcW w:w="2400" w:type="dxa"/>
-            <w:shd w:val="clear" w:color="auto" w:fill="F5F5F5"/>
+            <w:shd w:val="clear" w:color="auto" w:fill="FFFFFF"/>
           </w:tcPr>
           <w:p>
             <w:pPr>
@@ -1450,7 +1766,7 @@
         <w:tc>
           <w:tcPr>
             <w:tcW w:w="3400" w:type="dxa"/>
-            <w:shd w:val="clear" w:color="auto" w:fill="F5F5F5"/>
+            <w:shd w:val="clear" w:color="auto" w:fill="FFFFFF"/>
           </w:tcPr>
           <w:p>
             <w:pPr>
@@ -1470,7 +1786,7 @@
         <w:tc>
           <w:tcPr>
             <w:tcW w:w="4224" w:type="dxa"/>
-            <w:shd w:val="clear" w:color="auto" w:fill="F5F5F5"/>
+            <w:shd w:val="clear" w:color="auto" w:fill="FFFFFF"/>
           </w:tcPr>
           <w:p>
             <w:pPr>
@@ -1492,7 +1808,7 @@
         <w:tc>
           <w:tcPr>
             <w:tcW w:w="2400" w:type="dxa"/>
-            <w:shd w:val="clear" w:color="auto" w:fill="FFFFFF"/>
+            <w:shd w:val="clear" w:color="auto" w:fill="F5F5F5"/>
           </w:tcPr>
           <w:p>
             <w:pPr>
@@ -1512,7 +1828,7 @@
         <w:tc>
           <w:tcPr>
             <w:tcW w:w="3400" w:type="dxa"/>
-            <w:shd w:val="clear" w:color="auto" w:fill="FFFFFF"/>
+            <w:shd w:val="clear" w:color="auto" w:fill="F5F5F5"/>
           </w:tcPr>
           <w:p>
             <w:pPr>
@@ -1532,7 +1848,7 @@
         <w:tc>
           <w:tcPr>
             <w:tcW w:w="4224" w:type="dxa"/>
-            <w:shd w:val="clear" w:color="auto" w:fill="FFFFFF"/>
+            <w:shd w:val="clear" w:color="auto" w:fill="F5F5F5"/>
           </w:tcPr>
           <w:p>
             <w:pPr>
@@ -1556,7 +1872,7 @@
         <w:tc>
           <w:tcPr>
             <w:tcW w:w="2400" w:type="dxa"/>
-            <w:shd w:val="clear" w:color="auto" w:fill="F5F5F5"/>
+            <w:shd w:val="clear" w:color="auto" w:fill="FFFFFF"/>
           </w:tcPr>
           <w:p>
             <w:pPr>
@@ -1576,7 +1892,7 @@
         <w:tc>
           <w:tcPr>
             <w:tcW w:w="3400" w:type="dxa"/>
-            <w:shd w:val="clear" w:color="auto" w:fill="F5F5F5"/>
+            <w:shd w:val="clear" w:color="auto" w:fill="FFFFFF"/>
           </w:tcPr>
           <w:p>
             <w:pPr>
@@ -1596,7 +1912,7 @@
         <w:tc>
           <w:tcPr>
             <w:tcW w:w="4224" w:type="dxa"/>
-            <w:shd w:val="clear" w:color="auto" w:fill="F5F5F5"/>
+            <w:shd w:val="clear" w:color="auto" w:fill="FFFFFF"/>
           </w:tcPr>
           <w:p>
             <w:pPr>
@@ -1618,7 +1934,7 @@
         <w:tc>
           <w:tcPr>
             <w:tcW w:w="2400" w:type="dxa"/>
-            <w:shd w:val="clear" w:color="auto" w:fill="FFFFFF"/>
+            <w:shd w:val="clear" w:color="auto" w:fill="F5F5F5"/>
           </w:tcPr>
           <w:p>
             <w:pPr>
@@ -1638,7 +1954,7 @@
         <w:tc>
           <w:tcPr>
             <w:tcW w:w="3400" w:type="dxa"/>
-            <w:shd w:val="clear" w:color="auto" w:fill="FFFFFF"/>
+            <w:shd w:val="clear" w:color="auto" w:fill="F5F5F5"/>
           </w:tcPr>
           <w:p>
             <w:pPr>
@@ -1658,7 +1974,7 @@
         <w:tc>
           <w:tcPr>
             <w:tcW w:w="4224" w:type="dxa"/>
-            <w:shd w:val="clear" w:color="auto" w:fill="FFFFFF"/>
+            <w:shd w:val="clear" w:color="auto" w:fill="F5F5F5"/>
           </w:tcPr>
           <w:p>
             <w:pPr>
@@ -2241,7 +2557,7 @@
                 <w:color w:val="222222"/>
                 <w:sz w:val="18"/>
               </w:rPr>
-              <w:t>"What is the research evidence for gamification increasing savings behavior in personal finance apps? What percentage improvement does Juniper Research report?"</w:t>
+              <w:t>"What is the empirical research evidence for gamification increasing financial behavior in personal finance apps? Is the Sharma, Gaba &amp; Sharma (2026) Atlantis Press PLS-SEM study (N=656) a peer-reviewed source? What path coefficients were found for gamified rewards on Sustainable Financial Intention?"</w:t>
             </w:r>
           </w:p>
         </w:tc>
@@ -2450,6 +2766,204 @@
         <w:spacing w:after="40"/>
       </w:pPr>
     </w:p>
+    <w:tbl>
+      <w:tblPr>
+        <w:tblLook w:firstColumn="1" w:firstRow="1" w:lastColumn="0" w:lastRow="0" w:noHBand="0" w:noVBand="1" w:val="04A0"/>
+        <w:tblW w:w="10224" w:type="dxa"/>
+        <w:tblBorders>
+          <w:top w:val="none" w:sz="0" w:space="0" w:color="auto"/>
+          <w:left w:val="none" w:sz="0" w:space="0" w:color="auto"/>
+          <w:bottom w:val="none" w:sz="0" w:space="0" w:color="auto"/>
+          <w:right w:val="none" w:sz="0" w:space="0" w:color="auto"/>
+          <w:insideH w:val="none" w:sz="0" w:space="0" w:color="auto"/>
+          <w:insideV w:val="none" w:sz="0" w:space="0" w:color="auto"/>
+        </w:tblBorders>
+      </w:tblPr>
+      <w:tblGrid>
+        <w:gridCol w:w="5040"/>
+        <w:gridCol w:w="5040"/>
+      </w:tblGrid>
+      <w:tr>
+        <w:tc>
+          <w:tcPr>
+            <w:tcW w:w="1600" w:type="dxa"/>
+            <w:shd w:val="clear" w:color="auto" w:fill="1A3A6B"/>
+          </w:tcPr>
+          <w:p>
+            <w:pPr>
+              <w:spacing w:before="100" w:after="100"/>
+              <w:jc w:val="center"/>
+            </w:pPr>
+            <w:r>
+              <w:rPr>
+                <w:rFonts w:ascii="Tahoma" w:hAnsi="Tahoma"/>
+                <w:b/>
+                <w:color w:val="FFFFFF"/>
+                <w:sz w:val="17"/>
+              </w:rPr>
+              <w:t>CBA-MI Observed FHI</w:t>
+            </w:r>
+          </w:p>
+        </w:tc>
+        <w:tc>
+          <w:tcPr>
+            <w:tcW w:w="8624" w:type="dxa"/>
+            <w:shd w:val="clear" w:color="auto" w:fill="EEF4FF"/>
+          </w:tcPr>
+          <w:p>
+            <w:pPr>
+              <w:spacing w:before="80" w:after="80"/>
+            </w:pPr>
+            <w:r>
+              <w:rPr>
+                <w:rFonts w:ascii="Tahoma" w:hAnsi="Tahoma"/>
+                <w:i/>
+                <w:color w:val="222222"/>
+                <w:sz w:val="18"/>
+              </w:rPr>
+              <w:t>"What is the Commonwealth Bank of Australia and Melbourne Institute (CBA-MI) dual-scale financial well-being model? How does it distinguish between Reported (subjective) and Observed (transaction-derived) financial health indicators? Does it support using transaction data to compute a financial health score?"</w:t>
+            </w:r>
+          </w:p>
+        </w:tc>
+      </w:tr>
+    </w:tbl>
+    <w:p>
+      <w:pPr>
+        <w:spacing w:after="40"/>
+      </w:pPr>
+    </w:p>
+    <w:tbl>
+      <w:tblPr>
+        <w:tblLook w:firstColumn="1" w:firstRow="1" w:lastColumn="0" w:lastRow="0" w:noHBand="0" w:noVBand="1" w:val="04A0"/>
+        <w:tblW w:w="10224" w:type="dxa"/>
+        <w:tblBorders>
+          <w:top w:val="none" w:sz="0" w:space="0" w:color="auto"/>
+          <w:left w:val="none" w:sz="0" w:space="0" w:color="auto"/>
+          <w:bottom w:val="none" w:sz="0" w:space="0" w:color="auto"/>
+          <w:right w:val="none" w:sz="0" w:space="0" w:color="auto"/>
+          <w:insideH w:val="none" w:sz="0" w:space="0" w:color="auto"/>
+          <w:insideV w:val="none" w:sz="0" w:space="0" w:color="auto"/>
+        </w:tblBorders>
+      </w:tblPr>
+      <w:tblGrid>
+        <w:gridCol w:w="5040"/>
+        <w:gridCol w:w="5040"/>
+      </w:tblGrid>
+      <w:tr>
+        <w:tc>
+          <w:tcPr>
+            <w:tcW w:w="1600" w:type="dxa"/>
+            <w:shd w:val="clear" w:color="auto" w:fill="1A3A6B"/>
+          </w:tcPr>
+          <w:p>
+            <w:pPr>
+              <w:spacing w:before="100" w:after="100"/>
+              <w:jc w:val="center"/>
+            </w:pPr>
+            <w:r>
+              <w:rPr>
+                <w:rFonts w:ascii="Tahoma" w:hAnsi="Tahoma"/>
+                <w:b/>
+                <w:color w:val="FFFFFF"/>
+                <w:sz w:val="17"/>
+              </w:rPr>
+              <w:t>Atlantis Press PLS-SEM</w:t>
+            </w:r>
+          </w:p>
+        </w:tc>
+        <w:tc>
+          <w:tcPr>
+            <w:tcW w:w="8624" w:type="dxa"/>
+            <w:shd w:val="clear" w:color="auto" w:fill="EEF4FF"/>
+          </w:tcPr>
+          <w:p>
+            <w:pPr>
+              <w:spacing w:before="80" w:after="80"/>
+            </w:pPr>
+            <w:r>
+              <w:rPr>
+                <w:rFonts w:ascii="Tahoma" w:hAnsi="Tahoma"/>
+                <w:i/>
+                <w:color w:val="222222"/>
+                <w:sz w:val="18"/>
+              </w:rPr>
+              <w:t>"Is the Sharma, Gaba &amp; Sharma (2026) study published in the 13th International Youth Conference (IYC 2026) proceedings by Atlantis Press a peer-reviewed conference paper? What were the path coefficients found for Budget Feedback Nudges, Gamified Rewards, and Perceived Algorithm Transparency on financial well-being?"</w:t>
+            </w:r>
+          </w:p>
+        </w:tc>
+      </w:tr>
+    </w:tbl>
+    <w:p>
+      <w:pPr>
+        <w:spacing w:after="40"/>
+      </w:pPr>
+    </w:p>
+    <w:tbl>
+      <w:tblPr>
+        <w:tblLook w:firstColumn="1" w:firstRow="1" w:lastColumn="0" w:lastRow="0" w:noHBand="0" w:noVBand="1" w:val="04A0"/>
+        <w:tblW w:w="10224" w:type="dxa"/>
+        <w:tblBorders>
+          <w:top w:val="none" w:sz="0" w:space="0" w:color="auto"/>
+          <w:left w:val="none" w:sz="0" w:space="0" w:color="auto"/>
+          <w:bottom w:val="none" w:sz="0" w:space="0" w:color="auto"/>
+          <w:right w:val="none" w:sz="0" w:space="0" w:color="auto"/>
+          <w:insideH w:val="none" w:sz="0" w:space="0" w:color="auto"/>
+          <w:insideV w:val="none" w:sz="0" w:space="0" w:color="auto"/>
+        </w:tblBorders>
+      </w:tblPr>
+      <w:tblGrid>
+        <w:gridCol w:w="5040"/>
+        <w:gridCol w:w="5040"/>
+      </w:tblGrid>
+      <w:tr>
+        <w:tc>
+          <w:tcPr>
+            <w:tcW w:w="1600" w:type="dxa"/>
+            <w:shd w:val="clear" w:color="auto" w:fill="1A3A6B"/>
+          </w:tcPr>
+          <w:p>
+            <w:pPr>
+              <w:spacing w:before="100" w:after="100"/>
+              <w:jc w:val="center"/>
+            </w:pPr>
+            <w:r>
+              <w:rPr>
+                <w:rFonts w:ascii="Tahoma" w:hAnsi="Tahoma"/>
+                <w:b/>
+                <w:color w:val="FFFFFF"/>
+                <w:sz w:val="17"/>
+              </w:rPr>
+              <w:t>ZenML LLMOps</w:t>
+            </w:r>
+          </w:p>
+        </w:tc>
+        <w:tc>
+          <w:tcPr>
+            <w:tcW w:w="8624" w:type="dxa"/>
+            <w:shd w:val="clear" w:color="auto" w:fill="EEF4FF"/>
+          </w:tcPr>
+          <w:p>
+            <w:pPr>
+              <w:spacing w:before="80" w:after="80"/>
+            </w:pPr>
+            <w:r>
+              <w:rPr>
+                <w:rFonts w:ascii="Tahoma" w:hAnsi="Tahoma"/>
+                <w:i/>
+                <w:color w:val="222222"/>
+                <w:sz w:val="18"/>
+              </w:rPr>
+              <w:t>"Is there research on cost optimization for LLM-based transaction categorization? What strategies does the ZenML ANNA (2025) case study document for reducing API costs? Is 120 transactions a recommended batch size to avoid long-context hallucinations?"</w:t>
+            </w:r>
+          </w:p>
+        </w:tc>
+      </w:tr>
+    </w:tbl>
+    <w:p>
+      <w:pPr>
+        <w:spacing w:after="40"/>
+      </w:pPr>
+    </w:p>
     <w:p>
       <w:pPr>
         <w:spacing w:before="200" w:after="40"/>
@@ -2574,6 +3088,20 @@
           <w:color w:val="222222"/>
           <w:sz w:val="17"/>
         </w:rPr>
+        <w:t>Commonwealth Bank of Australia &amp; Melbourne Institute. (2018). Measuring financial resilience. CBA-MI Financial Resilience in Australia Study. https://www.melbourneinstitute.unimelb.edu.au/</w:t>
+      </w:r>
+    </w:p>
+    <w:p>
+      <w:pPr>
+        <w:spacing w:before="0" w:after="80"/>
+        <w:ind w:left="432" w:hanging="432"/>
+      </w:pPr>
+      <w:r>
+        <w:rPr>
+          <w:rFonts w:ascii="Tahoma" w:hAnsi="Tahoma"/>
+          <w:color w:val="222222"/>
+          <w:sz w:val="17"/>
+        </w:rPr>
         <w:t>Consumer Financial Protection Bureau. (2017). Financial well-being scale: Scale development technical report. CFPB. https://files.consumerfinance.gov/f/documents/201705_cfpb_financial-well-being-scale-technical-report.pdf</w:t>
       </w:r>
     </w:p>
@@ -2603,6 +3131,20 @@
           <w:sz w:val="17"/>
         </w:rPr>
         <w:t>Davis, F. D. (1989). Perceived usefulness, perceived ease of use, and user acceptance of information technology. MIS Quarterly, 13(3), 319–340.</w:t>
+      </w:r>
+    </w:p>
+    <w:p>
+      <w:pPr>
+        <w:spacing w:before="0" w:after="80"/>
+        <w:ind w:left="432" w:hanging="432"/>
+      </w:pPr>
+      <w:r>
+        <w:rPr>
+          <w:rFonts w:ascii="Tahoma" w:hAnsi="Tahoma"/>
+          <w:color w:val="222222"/>
+          <w:sz w:val="17"/>
+        </w:rPr>
+        <w:t>Deci, E. L., &amp; Ryan, R. M. (2000). The "what" and "why" of goal pursuits: Human needs and the self-determination of behavior. Psychological Inquiry, 11(4), 227–268.</w:t>
       </w:r>
     </w:p>
     <w:p>
@@ -2854,6 +3396,20 @@
           <w:color w:val="222222"/>
           <w:sz w:val="17"/>
         </w:rPr>
+        <w:t>Sharma, P., Gaba, P., &amp; Sharma, B. (2026). Can cognitive nudges in gamified digital payments foster digital financial well-being? In Proceedings of the 13th International Youth Conference (IYC 2026) (pp. 262–281). Atlantis Press. https://doi.org/10.2991/978-94-6463-IYC-2026_28</w:t>
+      </w:r>
+    </w:p>
+    <w:p>
+      <w:pPr>
+        <w:spacing w:before="0" w:after="80"/>
+        <w:ind w:left="432" w:hanging="432"/>
+      </w:pPr>
+      <w:r>
+        <w:rPr>
+          <w:rFonts w:ascii="Tahoma" w:hAnsi="Tahoma"/>
+          <w:color w:val="222222"/>
+          <w:sz w:val="17"/>
+        </w:rPr>
         <w:t>Thaler, R. H., &amp; Sunstein, C. R. (2008). Nudge: Improving decisions about health, wealth, and happiness. Yale University Press.</w:t>
       </w:r>
     </w:p>
@@ -2896,7 +3452,35 @@
           <w:color w:val="222222"/>
           <w:sz w:val="17"/>
         </w:rPr>
+        <w:t>WealthNX. (2026, March 13). How financial apps use large language models for transaction explanations. WealthNX Blog. https://www.wealthnx.ai/blog/how-financial-apps-use-large-language-models-for-transaction-explanations</w:t>
+      </w:r>
+    </w:p>
+    <w:p>
+      <w:pPr>
+        <w:spacing w:before="0" w:after="80"/>
+        <w:ind w:left="432" w:hanging="432"/>
+      </w:pPr>
+      <w:r>
+        <w:rPr>
+          <w:rFonts w:ascii="Tahoma" w:hAnsi="Tahoma"/>
+          <w:color w:val="222222"/>
+          <w:sz w:val="17"/>
+        </w:rPr>
         <w:t>World Economic Forum. (2024). How agentic AI will transform financial services. https://www.weforum.org/stories/2024/12/agentic-ai-financial-services-autonomy-efficiency-and-inclusion/</w:t>
+      </w:r>
+    </w:p>
+    <w:p>
+      <w:pPr>
+        <w:spacing w:before="0" w:after="80"/>
+        <w:ind w:left="432" w:hanging="432"/>
+      </w:pPr>
+      <w:r>
+        <w:rPr>
+          <w:rFonts w:ascii="Tahoma" w:hAnsi="Tahoma"/>
+          <w:color w:val="222222"/>
+          <w:sz w:val="17"/>
+        </w:rPr>
+        <w:t>ZenML &amp; ANNA. (2025). ANNA: Cost-effective LLM transaction categorization for business banking. ZenML Case Studies. https://www.zenml.io/case-studies/anna-cost-effective-llm</w:t>
       </w:r>
     </w:p>
     <w:sectPr>
